--- a/Automated-Loan-Agreement/.NET/Automated-Loan-Agreement/wwwroot/Data/Template.docx
+++ b/Automated-Loan-Agreement/.NET/Automated-Loan-Agreement/wwwroot/Data/Template.docx
@@ -21,7 +21,7 @@
           <w:rFonts w:ascii="Calibri" w:eastAsia="Arial" w:hAnsi="Calibri" w:cs="Calibri"/>
           <w:bCs/>
         </w:rPr>
-        <w:instrText xml:space="preserve"> MERGEFIELD  TableStart:AgreementDetails \* MERGEFORMAT </w:instrText>
+        <w:instrText xml:space="preserve"> MERGEFIELD  BeginGroup:AgreementDetails  \* MERGEFORMAT </w:instrText>
       </w:r>
       <w:r>
         <w:rPr>
@@ -36,7 +36,7 @@
           <w:bCs/>
           <w:noProof/>
         </w:rPr>
-        <w:t>«TableStart:AgreementDetails»</w:t>
+        <w:t>«BeginGroup:AgreementDetails»</w:t>
       </w:r>
       <w:r>
         <w:rPr>
@@ -1696,14 +1696,6 @@
                 <w:szCs w:val="24"/>
               </w:rPr>
             </w:pPr>
-            <w:r>
-              <w:rPr>
-                <w:rFonts w:ascii="Calibri" w:hAnsi="Calibri" w:cs="Calibri"/>
-                <w:sz w:val="24"/>
-                <w:szCs w:val="24"/>
-              </w:rPr>
-              <w:t>_____________________</w:t>
-            </w:r>
           </w:p>
         </w:tc>
         <w:tc>
@@ -1718,14 +1710,6 @@
                 <w:szCs w:val="24"/>
               </w:rPr>
             </w:pPr>
-            <w:r>
-              <w:rPr>
-                <w:rFonts w:ascii="Calibri" w:hAnsi="Calibri" w:cs="Calibri"/>
-                <w:sz w:val="24"/>
-                <w:szCs w:val="24"/>
-              </w:rPr>
-              <w:t>____________________</w:t>
-            </w:r>
           </w:p>
         </w:tc>
       </w:tr>
@@ -1770,7 +1754,7 @@
                 <w:sz w:val="24"/>
                 <w:szCs w:val="24"/>
               </w:rPr>
-              <w:t>Authorized Signatory</w:t>
+              <w:t>AuthorizedSign</w:t>
             </w:r>
           </w:p>
         </w:tc>
@@ -1931,12 +1915,6 @@
           <w:rFonts w:ascii="Calibri" w:hAnsi="Calibri" w:cs="Calibri"/>
         </w:rPr>
       </w:pPr>
-      <w:r>
-        <w:rPr>
-          <w:rFonts w:ascii="Calibri" w:hAnsi="Calibri" w:cs="Calibri"/>
-        </w:rPr>
-        <w:t>_______________________</w:t>
-      </w:r>
     </w:p>
     <w:p>
       <w:pPr>
@@ -1985,12 +1963,6 @@
         </w:rPr>
         <w:fldChar w:fldCharType="end"/>
       </w:r>
-      <w:r>
-        <w:rPr>
-          <w:rFonts w:ascii="Calibri" w:hAnsi="Calibri" w:cs="Calibri"/>
-        </w:rPr>
-        <w:tab/>
-      </w:r>
     </w:p>
     <w:p>
       <w:pPr>
@@ -2056,7 +2028,7 @@
           <w:rFonts w:ascii="Calibri" w:eastAsia="Arial" w:hAnsi="Calibri" w:cs="Calibri"/>
           <w:bCs/>
         </w:rPr>
-        <w:instrText xml:space="preserve"> MERGEFIELD  TableEnd:AgreementDetails  \* MERGEFORMAT </w:instrText>
+        <w:instrText xml:space="preserve"> MERGEFIELD  EndGroup:AgreementDetails  \* MERGEFORMAT </w:instrText>
       </w:r>
       <w:r>
         <w:rPr>
@@ -2071,7 +2043,7 @@
           <w:bCs/>
           <w:noProof/>
         </w:rPr>
-        <w:t>«TableEnd:AgreementDetails»</w:t>
+        <w:t>«EndGroup:AgreementDetails»</w:t>
       </w:r>
       <w:r>
         <w:rPr>

--- a/Automated-Loan-Agreement/.NET/Automated-Loan-Agreement/wwwroot/Data/Template.docx
+++ b/Automated-Loan-Agreement/.NET/Automated-Loan-Agreement/wwwroot/Data/Template.docx
@@ -1642,6 +1642,7 @@
           </w:tcPr>
           <w:p>
             <w:pPr>
+              <w:spacing w:line="360" w:lineRule="auto"/>
               <w:rPr>
                 <w:rFonts w:ascii="Calibri" w:eastAsia="Arial" w:hAnsi="Calibri" w:cs="Calibri"/>
                 <w:b/>
@@ -1665,6 +1666,7 @@
           </w:tcPr>
           <w:p>
             <w:pPr>
+              <w:spacing w:line="360" w:lineRule="auto"/>
               <w:rPr>
                 <w:rFonts w:ascii="Calibri" w:eastAsia="Arial" w:hAnsi="Calibri" w:cs="Calibri"/>
                 <w:b/>

--- a/Automated-Loan-Agreement/.NET/Automated-Loan-Agreement/wwwroot/Data/Template.docx
+++ b/Automated-Loan-Agreement/.NET/Automated-Loan-Agreement/wwwroot/Data/Template.docx
@@ -1642,7 +1642,6 @@
           </w:tcPr>
           <w:p>
             <w:pPr>
-              <w:spacing w:line="360" w:lineRule="auto"/>
               <w:rPr>
                 <w:rFonts w:ascii="Calibri" w:eastAsia="Arial" w:hAnsi="Calibri" w:cs="Calibri"/>
                 <w:b/>
@@ -1666,7 +1665,6 @@
           </w:tcPr>
           <w:p>
             <w:pPr>
-              <w:spacing w:line="360" w:lineRule="auto"/>
               <w:rPr>
                 <w:rFonts w:ascii="Calibri" w:eastAsia="Arial" w:hAnsi="Calibri" w:cs="Calibri"/>
                 <w:b/>

--- a/Automated-Loan-Agreement/.NET/Automated-Loan-Agreement/wwwroot/Data/Template.docx
+++ b/Automated-Loan-Agreement/.NET/Automated-Loan-Agreement/wwwroot/Data/Template.docx
@@ -1684,6 +1684,9 @@
         </w:tc>
       </w:tr>
       <w:tr>
+        <w:trPr>
+          <w:trHeight w:val="386"/>
+        </w:trPr>
         <w:tc>
           <w:tcPr>
             <w:tcW w:w="4680" w:type="dxa"/>
@@ -1772,50 +1775,6 @@
                 <w:szCs w:val="24"/>
               </w:rPr>
             </w:pPr>
-            <w:r>
-              <w:rPr>
-                <w:rFonts w:ascii="Calibri" w:hAnsi="Calibri" w:cs="Calibri"/>
-                <w:sz w:val="24"/>
-                <w:szCs w:val="24"/>
-              </w:rPr>
-              <w:t xml:space="preserve">Date: </w:t>
-            </w:r>
-            <w:r>
-              <w:rPr>
-                <w:rFonts w:ascii="Calibri" w:hAnsi="Calibri" w:cs="Calibri"/>
-              </w:rPr>
-              <w:fldChar w:fldCharType="begin"/>
-            </w:r>
-            <w:r>
-              <w:rPr>
-                <w:rFonts w:ascii="Calibri" w:hAnsi="Calibri" w:cs="Calibri"/>
-                <w:sz w:val="24"/>
-                <w:szCs w:val="24"/>
-              </w:rPr>
-              <w:instrText xml:space="preserve"> MERGEFIELD  BorrowerDate \* MERGEFORMAT </w:instrText>
-            </w:r>
-            <w:r>
-              <w:rPr>
-                <w:rFonts w:ascii="Calibri" w:hAnsi="Calibri" w:cs="Calibri"/>
-              </w:rPr>
-              <w:fldChar w:fldCharType="separate"/>
-            </w:r>
-            <w:r>
-              <w:rPr>
-                <w:rFonts w:ascii="Calibri" w:hAnsi="Calibri" w:cs="Calibri"/>
-                <w:noProof/>
-                <w:sz w:val="24"/>
-                <w:szCs w:val="24"/>
-              </w:rPr>
-              <w:t>«BorrowerDate»</w:t>
-            </w:r>
-            <w:r>
-              <w:rPr>
-                <w:rFonts w:ascii="Calibri" w:hAnsi="Calibri" w:cs="Calibri"/>
-                <w:noProof/>
-              </w:rPr>
-              <w:fldChar w:fldCharType="end"/>
-            </w:r>
           </w:p>
         </w:tc>
         <w:tc>
@@ -1897,6 +1856,7 @@
         <w:tabs>
           <w:tab w:val="center" w:pos="4680"/>
         </w:tabs>
+        <w:spacing w:line="360" w:lineRule="auto"/>
         <w:rPr>
           <w:rFonts w:ascii="Calibri" w:eastAsia="Arial" w:hAnsi="Calibri" w:cs="Calibri"/>
           <w:b/>
@@ -1918,104 +1878,30 @@
     </w:p>
     <w:p>
       <w:pPr>
-        <w:tabs>
-          <w:tab w:val="left" w:pos="3576"/>
-        </w:tabs>
-        <w:rPr>
-          <w:rFonts w:ascii="Calibri" w:hAnsi="Calibri" w:cs="Calibri"/>
-        </w:rPr>
-      </w:pPr>
-      <w:r>
-        <w:rPr>
-          <w:rFonts w:ascii="Calibri" w:hAnsi="Calibri" w:cs="Calibri"/>
-        </w:rPr>
-        <w:t xml:space="preserve">Name: </w:t>
-      </w:r>
-      <w:r>
-        <w:rPr>
-          <w:rFonts w:ascii="Calibri" w:hAnsi="Calibri" w:cs="Calibri"/>
-        </w:rPr>
-        <w:fldChar w:fldCharType="begin"/>
-      </w:r>
-      <w:r>
-        <w:rPr>
-          <w:rFonts w:ascii="Calibri" w:hAnsi="Calibri" w:cs="Calibri"/>
-        </w:rPr>
-        <w:instrText xml:space="preserve"> MERGEFIELD  WitnessName \* MERGEFORMAT </w:instrText>
-      </w:r>
-      <w:r>
-        <w:rPr>
-          <w:rFonts w:ascii="Calibri" w:hAnsi="Calibri" w:cs="Calibri"/>
-        </w:rPr>
-        <w:fldChar w:fldCharType="separate"/>
-      </w:r>
-      <w:r>
-        <w:rPr>
-          <w:rFonts w:ascii="Calibri" w:hAnsi="Calibri" w:cs="Calibri"/>
-          <w:noProof/>
-        </w:rPr>
-        <w:t>«WitnessName»</w:t>
-      </w:r>
-      <w:r>
-        <w:rPr>
-          <w:rFonts w:ascii="Calibri" w:hAnsi="Calibri" w:cs="Calibri"/>
-          <w:noProof/>
-        </w:rPr>
-        <w:fldChar w:fldCharType="end"/>
+        <w:rPr>
+          <w:rFonts w:ascii="Calibri" w:hAnsi="Calibri" w:cs="Calibri"/>
+        </w:rPr>
+      </w:pPr>
+      <w:r>
+        <w:rPr>
+          <w:rFonts w:ascii="Calibri" w:hAnsi="Calibri" w:cs="Calibri"/>
+        </w:rPr>
+        <w:t>Signature</w:t>
+      </w:r>
+      <w:r>
+        <w:rPr>
+          <w:rFonts w:ascii="Calibri" w:hAnsi="Calibri" w:cs="Calibri"/>
+        </w:rPr>
+        <w:t xml:space="preserve"> </w:t>
       </w:r>
     </w:p>
     <w:p>
       <w:pPr>
         <w:spacing w:after="480"/>
         <w:rPr>
-          <w:rFonts w:ascii="Calibri" w:eastAsia="Arial" w:hAnsi="Calibri" w:cs="Calibri"/>
-          <w:bCs/>
-        </w:rPr>
-      </w:pPr>
-      <w:r>
-        <w:rPr>
-          <w:rFonts w:ascii="Calibri" w:hAnsi="Calibri" w:cs="Calibri"/>
-        </w:rPr>
-        <w:t>Date</w:t>
-      </w:r>
-      <w:r>
-        <w:rPr>
-          <w:rFonts w:ascii="Calibri" w:hAnsi="Calibri" w:cs="Calibri"/>
-        </w:rPr>
-        <w:t xml:space="preserve">: </w:t>
-      </w:r>
-      <w:r>
-        <w:rPr>
-          <w:rFonts w:ascii="Calibri" w:hAnsi="Calibri" w:cs="Calibri"/>
-        </w:rPr>
-        <w:fldChar w:fldCharType="begin"/>
-      </w:r>
-      <w:r>
-        <w:rPr>
-          <w:rFonts w:ascii="Calibri" w:hAnsi="Calibri" w:cs="Calibri"/>
-        </w:rPr>
-        <w:instrText xml:space="preserve"> MERGEFIELD  WitnessDate  \* MERGEFORMAT </w:instrText>
-      </w:r>
-      <w:r>
-        <w:rPr>
-          <w:rFonts w:ascii="Calibri" w:hAnsi="Calibri" w:cs="Calibri"/>
-        </w:rPr>
-        <w:fldChar w:fldCharType="separate"/>
-      </w:r>
-      <w:r>
-        <w:rPr>
-          <w:rFonts w:ascii="Calibri" w:hAnsi="Calibri" w:cs="Calibri"/>
-          <w:noProof/>
-        </w:rPr>
-        <w:t>«WitnessDate»</w:t>
-      </w:r>
-      <w:r>
-        <w:rPr>
-          <w:rFonts w:ascii="Calibri" w:hAnsi="Calibri" w:cs="Calibri"/>
-          <w:noProof/>
-        </w:rPr>
-        <w:fldChar w:fldCharType="end"/>
-      </w:r>
+          <w:rFonts w:ascii="Calibri" w:hAnsi="Calibri" w:cs="Calibri"/>
+        </w:rPr>
+      </w:pPr>
       <w:r>
         <w:rPr>
           <w:rFonts w:ascii="Calibri" w:eastAsia="Arial" w:hAnsi="Calibri" w:cs="Calibri"/>
